--- a/Required_Capstone_Checkpoint_5_1_Worksheet-1 OP 4.docx
+++ b/Required_Capstone_Checkpoint_5_1_Worksheet-1 OP 4.docx
@@ -35,9 +35,19 @@
       <w:pPr>
         <w:pStyle w:val="Heading1"/>
       </w:pPr>
-      <w:r>
-        <w:t>After  Oct  11 Observation :</w:t>
-      </w:r>
+      <w:proofErr w:type="gramStart"/>
+      <w:r>
+        <w:t>After  Oct</w:t>
+      </w:r>
+      <w:proofErr w:type="gramEnd"/>
+      <w:r>
+        <w:t xml:space="preserve">  11 </w:t>
+      </w:r>
+      <w:proofErr w:type="gramStart"/>
+      <w:r>
+        <w:t>Observation :</w:t>
+      </w:r>
+      <w:proofErr w:type="gramEnd"/>
     </w:p>
     <w:p>
       <w:pPr>
@@ -46,16 +56,46 @@
           <w:lang w:eastAsia="en-US"/>
         </w:rPr>
       </w:pPr>
+      <w:proofErr w:type="gramStart"/>
       <w:r>
         <w:rPr>
           <w:lang w:eastAsia="en-US"/>
         </w:rPr>
-        <w:t>Base  on  your  feedback, Govind :</w:t>
-      </w:r>
+        <w:t>Base  on</w:t>
+      </w:r>
+      <w:proofErr w:type="gramEnd"/>
       <w:r>
         <w:rPr>
           <w:lang w:eastAsia="en-US"/>
         </w:rPr>
+        <w:t xml:space="preserve">  </w:t>
+      </w:r>
+      <w:proofErr w:type="gramStart"/>
+      <w:r>
+        <w:rPr>
+          <w:lang w:eastAsia="en-US"/>
+        </w:rPr>
+        <w:t>your  feedback</w:t>
+      </w:r>
+      <w:proofErr w:type="gramEnd"/>
+      <w:r>
+        <w:rPr>
+          <w:lang w:eastAsia="en-US"/>
+        </w:rPr>
+        <w:t xml:space="preserve">, </w:t>
+      </w:r>
+      <w:proofErr w:type="gramStart"/>
+      <w:r>
+        <w:rPr>
+          <w:lang w:eastAsia="en-US"/>
+        </w:rPr>
+        <w:t>Govind :</w:t>
+      </w:r>
+      <w:proofErr w:type="gramEnd"/>
+      <w:r>
+        <w:rPr>
+          <w:lang w:eastAsia="en-US"/>
+        </w:rPr>
         <w:t xml:space="preserve"> the clearest example of what they want is this requirement:</w:t>
       </w:r>
     </w:p>
@@ -70,7 +110,35 @@
         <w:rPr>
           <w:lang w:eastAsia="en-US"/>
         </w:rPr>
-        <w:t>"Build one real tool beyond the starter: Implement at least find_by_author or find_by_year over your actual papers corpus, and wire it into the planner's decision loop."</w:t>
+        <w:t xml:space="preserve">"Build one real tool beyond the starter: Implement at least </w:t>
+      </w:r>
+      <w:proofErr w:type="spellStart"/>
+      <w:r>
+        <w:rPr>
+          <w:lang w:eastAsia="en-US"/>
+        </w:rPr>
+        <w:t>find_by_author</w:t>
+      </w:r>
+      <w:proofErr w:type="spellEnd"/>
+      <w:r>
+        <w:rPr>
+          <w:lang w:eastAsia="en-US"/>
+        </w:rPr>
+        <w:t xml:space="preserve"> or </w:t>
+      </w:r>
+      <w:proofErr w:type="spellStart"/>
+      <w:r>
+        <w:rPr>
+          <w:lang w:eastAsia="en-US"/>
+        </w:rPr>
+        <w:t>find_by_year</w:t>
+      </w:r>
+      <w:proofErr w:type="spellEnd"/>
+      <w:r>
+        <w:rPr>
+          <w:lang w:eastAsia="en-US"/>
+        </w:rPr>
+        <w:t xml:space="preserve"> over your actual papers corpus, and wire it into the planner's decision loop."</w:t>
       </w:r>
     </w:p>
     <w:p>
@@ -126,7 +194,29 @@
         <w:rPr>
           <w:lang w:eastAsia="en-US"/>
         </w:rPr>
-        <w:t>"semantic_search",</w:t>
+        <w:t>"</w:t>
+      </w:r>
+      <w:proofErr w:type="spellStart"/>
+      <w:proofErr w:type="gramStart"/>
+      <w:r>
+        <w:rPr>
+          <w:lang w:eastAsia="en-US"/>
+        </w:rPr>
+        <w:t>semantic</w:t>
+      </w:r>
+      <w:proofErr w:type="gramEnd"/>
+      <w:r>
+        <w:rPr>
+          <w:lang w:eastAsia="en-US"/>
+        </w:rPr>
+        <w:t>_search</w:t>
+      </w:r>
+      <w:proofErr w:type="spellEnd"/>
+      <w:r>
+        <w:rPr>
+          <w:lang w:eastAsia="en-US"/>
+        </w:rPr>
+        <w:t>",</w:t>
       </w:r>
     </w:p>
     <w:p>
@@ -140,7 +230,29 @@
         <w:rPr>
           <w:lang w:eastAsia="en-US"/>
         </w:rPr>
-        <w:t>"find_by_author",</w:t>
+        <w:t>"</w:t>
+      </w:r>
+      <w:proofErr w:type="spellStart"/>
+      <w:proofErr w:type="gramStart"/>
+      <w:r>
+        <w:rPr>
+          <w:lang w:eastAsia="en-US"/>
+        </w:rPr>
+        <w:t>find</w:t>
+      </w:r>
+      <w:proofErr w:type="gramEnd"/>
+      <w:r>
+        <w:rPr>
+          <w:lang w:eastAsia="en-US"/>
+        </w:rPr>
+        <w:t>_by_author</w:t>
+      </w:r>
+      <w:proofErr w:type="spellEnd"/>
+      <w:r>
+        <w:rPr>
+          <w:lang w:eastAsia="en-US"/>
+        </w:rPr>
+        <w:t>",</w:t>
       </w:r>
     </w:p>
     <w:p>
@@ -154,7 +266,29 @@
         <w:rPr>
           <w:lang w:eastAsia="en-US"/>
         </w:rPr>
-        <w:t>"find_by_year",</w:t>
+        <w:t>"</w:t>
+      </w:r>
+      <w:proofErr w:type="spellStart"/>
+      <w:proofErr w:type="gramStart"/>
+      <w:r>
+        <w:rPr>
+          <w:lang w:eastAsia="en-US"/>
+        </w:rPr>
+        <w:t>find</w:t>
+      </w:r>
+      <w:proofErr w:type="gramEnd"/>
+      <w:r>
+        <w:rPr>
+          <w:lang w:eastAsia="en-US"/>
+        </w:rPr>
+        <w:t>_by_year</w:t>
+      </w:r>
+      <w:proofErr w:type="spellEnd"/>
+      <w:r>
+        <w:rPr>
+          <w:lang w:eastAsia="en-US"/>
+        </w:rPr>
+        <w:t>",</w:t>
       </w:r>
     </w:p>
     <w:p>
@@ -168,7 +302,29 @@
         <w:rPr>
           <w:lang w:eastAsia="en-US"/>
         </w:rPr>
-        <w:t>"find_by_topic",</w:t>
+        <w:t>"</w:t>
+      </w:r>
+      <w:proofErr w:type="spellStart"/>
+      <w:proofErr w:type="gramStart"/>
+      <w:r>
+        <w:rPr>
+          <w:lang w:eastAsia="en-US"/>
+        </w:rPr>
+        <w:t>find</w:t>
+      </w:r>
+      <w:proofErr w:type="gramEnd"/>
+      <w:r>
+        <w:rPr>
+          <w:lang w:eastAsia="en-US"/>
+        </w:rPr>
+        <w:t>_by_topic</w:t>
+      </w:r>
+      <w:proofErr w:type="spellEnd"/>
+      <w:r>
+        <w:rPr>
+          <w:lang w:eastAsia="en-US"/>
+        </w:rPr>
+        <w:t>",</w:t>
       </w:r>
     </w:p>
     <w:p>
@@ -182,7 +338,29 @@
         <w:rPr>
           <w:lang w:eastAsia="en-US"/>
         </w:rPr>
-        <w:t>"follow_citation",</w:t>
+        <w:t>"</w:t>
+      </w:r>
+      <w:proofErr w:type="spellStart"/>
+      <w:proofErr w:type="gramStart"/>
+      <w:r>
+        <w:rPr>
+          <w:lang w:eastAsia="en-US"/>
+        </w:rPr>
+        <w:t>follow</w:t>
+      </w:r>
+      <w:proofErr w:type="gramEnd"/>
+      <w:r>
+        <w:rPr>
+          <w:lang w:eastAsia="en-US"/>
+        </w:rPr>
+        <w:t>_citation</w:t>
+      </w:r>
+      <w:proofErr w:type="spellEnd"/>
+      <w:r>
+        <w:rPr>
+          <w:lang w:eastAsia="en-US"/>
+        </w:rPr>
+        <w:t>",</w:t>
       </w:r>
     </w:p>
     <w:p>
@@ -266,13 +444,21 @@
         <w:rPr>
           <w:lang w:eastAsia="en-US"/>
         </w:rPr>
-        <w:t>This is exactly the type of example your professor is asking for because it uses find_by_author on the actual corpus rather than a simulated tool.</w:t>
-      </w:r>
+        <w:t xml:space="preserve">This is exactly the type of example your professor is asking for because it uses </w:t>
+      </w:r>
+      <w:proofErr w:type="spellStart"/>
       <w:r>
         <w:rPr>
           <w:lang w:eastAsia="en-US"/>
         </w:rPr>
-        <w:t xml:space="preserve"> </w:t>
+        <w:t>find_by_author</w:t>
+      </w:r>
+      <w:proofErr w:type="spellEnd"/>
+      <w:r>
+        <w:rPr>
+          <w:lang w:eastAsia="en-US"/>
+        </w:rPr>
+        <w:t xml:space="preserve"> on the actual corpus rather than a simulated tool. </w:t>
       </w:r>
     </w:p>
     <w:p>
@@ -300,7 +486,35 @@
         <w:rPr>
           <w:lang w:eastAsia="en-US"/>
         </w:rPr>
-        <w:t xml:space="preserve">Example of implemented tool: I implemented a real find_by_author tool that searches the CAOP paper corpus metadata and returns papers written by a specified author. For example, when the query "Find papers by Armando Solar-Lezama in this corpus and summarize their contributions" is submitted, the planner selects find_by_author, retrieves the matching papers, and then </w:t>
+        <w:t xml:space="preserve">Example of implemented tool: I implemented a real </w:t>
+      </w:r>
+      <w:proofErr w:type="spellStart"/>
+      <w:r>
+        <w:rPr>
+          <w:lang w:eastAsia="en-US"/>
+        </w:rPr>
+        <w:t>find_by_author</w:t>
+      </w:r>
+      <w:proofErr w:type="spellEnd"/>
+      <w:r>
+        <w:rPr>
+          <w:lang w:eastAsia="en-US"/>
+        </w:rPr>
+        <w:t xml:space="preserve"> tool that searches the CAOP paper corpus metadata and returns papers written by a specified author. For example, when the query "Find papers by Armando Solar-Lezama in this corpus and summarize their contributions" is submitted, the planner selects </w:t>
+      </w:r>
+      <w:proofErr w:type="spellStart"/>
+      <w:r>
+        <w:rPr>
+          <w:lang w:eastAsia="en-US"/>
+        </w:rPr>
+        <w:t>find_by_author</w:t>
+      </w:r>
+      <w:proofErr w:type="spellEnd"/>
+      <w:r>
+        <w:rPr>
+          <w:lang w:eastAsia="en-US"/>
+        </w:rPr>
+        <w:t xml:space="preserve">, retrieves the matching papers, and then </w:t>
       </w:r>
       <w:r>
         <w:rPr>
@@ -385,7 +599,21 @@
         <w:rPr>
           <w:lang w:eastAsia="en-US"/>
         </w:rPr>
-        <w:t xml:space="preserve">"higher latency and more model calls" </w:t>
+        <w:t>"</w:t>
+      </w:r>
+      <w:proofErr w:type="gramStart"/>
+      <w:r>
+        <w:rPr>
+          <w:lang w:eastAsia="en-US"/>
+        </w:rPr>
+        <w:t>higher</w:t>
+      </w:r>
+      <w:proofErr w:type="gramEnd"/>
+      <w:r>
+        <w:rPr>
+          <w:lang w:eastAsia="en-US"/>
+        </w:rPr>
+        <w:t xml:space="preserve"> latency and more model calls" </w:t>
       </w:r>
     </w:p>
     <w:p>
@@ -1037,11 +1265,22 @@
     <w:p>
       <w:r>
         <w:lastRenderedPageBreak/>
-        <w:t>Run the  code:</w:t>
-      </w:r>
-    </w:p>
-    <w:p>
-      <w:r>
+        <w:t xml:space="preserve">Run </w:t>
+      </w:r>
+      <w:proofErr w:type="gramStart"/>
+      <w:r>
+        <w:t>the  code</w:t>
+      </w:r>
+      <w:proofErr w:type="gramEnd"/>
+      <w:r>
+        <w:t>:</w:t>
+      </w:r>
+    </w:p>
+    <w:p>
+      <w:r>
+        <w:rPr>
+          <w:noProof/>
+        </w:rPr>
         <w:drawing>
           <wp:inline distT="0" distB="0" distL="0" distR="0" wp14:anchorId="680B460A" wp14:editId="15619FDA">
             <wp:extent cx="7279312" cy="4717053"/>
@@ -1118,6 +1357,89 @@
       <w:pPr>
         <w:pStyle w:val="Heading1"/>
       </w:pPr>
+      <w:proofErr w:type="gramStart"/>
+      <w:r>
+        <w:lastRenderedPageBreak/>
+        <w:t>Agentic  Examples</w:t>
+      </w:r>
+      <w:proofErr w:type="gramEnd"/>
+      <w:r>
+        <w:t xml:space="preserve"> :</w:t>
+      </w:r>
+    </w:p>
+    <w:p>
+      <w:r>
+        <w:drawing>
+          <wp:inline distT="0" distB="0" distL="0" distR="0" wp14:anchorId="74EB7A36" wp14:editId="2138C517">
+            <wp:extent cx="7052310" cy="3722370"/>
+            <wp:effectExtent l="0" t="0" r="0" b="0"/>
+            <wp:docPr id="1406913128" name="Picture 1"/>
+            <wp:cNvGraphicFramePr>
+              <a:graphicFrameLocks xmlns:a="http://schemas.openxmlformats.org/drawingml/2006/main" noChangeAspect="1"/>
+            </wp:cNvGraphicFramePr>
+            <a:graphic xmlns:a="http://schemas.openxmlformats.org/drawingml/2006/main">
+              <a:graphicData uri="http://schemas.openxmlformats.org/drawingml/2006/picture">
+                <pic:pic xmlns:pic="http://schemas.openxmlformats.org/drawingml/2006/picture">
+                  <pic:nvPicPr>
+                    <pic:cNvPr id="1406913128" name=""/>
+                    <pic:cNvPicPr/>
+                  </pic:nvPicPr>
+                  <pic:blipFill>
+                    <a:blip r:embed="rId9"/>
+                    <a:stretch>
+                      <a:fillRect/>
+                    </a:stretch>
+                  </pic:blipFill>
+                  <pic:spPr>
+                    <a:xfrm>
+                      <a:off x="0" y="0"/>
+                      <a:ext cx="7052310" cy="3722370"/>
+                    </a:xfrm>
+                    <a:prstGeom prst="rect">
+                      <a:avLst/>
+                    </a:prstGeom>
+                  </pic:spPr>
+                </pic:pic>
+              </a:graphicData>
+            </a:graphic>
+          </wp:inline>
+        </w:drawing>
+      </w:r>
+    </w:p>
+    <w:p>
+      <w:pPr>
+        <w:pStyle w:val="Heading1"/>
+      </w:pPr>
+    </w:p>
+    <w:p>
+      <w:pPr>
+        <w:pStyle w:val="Heading1"/>
+      </w:pPr>
+    </w:p>
+    <w:p>
+      <w:pPr>
+        <w:pStyle w:val="Heading1"/>
+      </w:pPr>
+    </w:p>
+    <w:p>
+      <w:pPr>
+        <w:pStyle w:val="Heading1"/>
+      </w:pPr>
+    </w:p>
+    <w:p>
+      <w:pPr>
+        <w:pStyle w:val="Heading1"/>
+      </w:pPr>
+    </w:p>
+    <w:p>
+      <w:pPr>
+        <w:pStyle w:val="Heading1"/>
+      </w:pPr>
+    </w:p>
+    <w:p>
+      <w:pPr>
+        <w:pStyle w:val="Heading1"/>
+      </w:pPr>
     </w:p>
     <w:p>
       <w:pPr>
@@ -1605,6 +1927,7 @@
                 <w:sz w:val="24"/>
                 <w:szCs w:val="24"/>
               </w:rPr>
+              <w:lastRenderedPageBreak/>
               <w:t xml:space="preserve">Task </w:t>
             </w:r>
             <w:r>
@@ -1663,7 +1986,23 @@
                 <w:sz w:val="24"/>
                 <w:szCs w:val="24"/>
               </w:rPr>
-              <w:t>gent-based RAG system is designed to help a user explore the ResearchPaper CAOP corpus and answer complex research questions using evidence from multiple papers. For example, a user might ask: “Which papers compare agentic retrieval with fixed single-pass pipelines?” or “What papers by a specific author were published after 2022 on tool-using agents?” These questions are not always answerable from one search, so the system must retrieve relevant papers, filter them when needed, and combine evidence from multiple sources before giving a final answer.</w:t>
+              <w:t xml:space="preserve">gent-based RAG system is designed to help a user explore the </w:t>
+            </w:r>
+            <w:proofErr w:type="spellStart"/>
+            <w:r>
+              <w:rPr>
+                <w:sz w:val="24"/>
+                <w:szCs w:val="24"/>
+              </w:rPr>
+              <w:t>ResearchPaper</w:t>
+            </w:r>
+            <w:proofErr w:type="spellEnd"/>
+            <w:r>
+              <w:rPr>
+                <w:sz w:val="24"/>
+                <w:szCs w:val="24"/>
+              </w:rPr>
+              <w:t xml:space="preserve"> CAOP corpus and answer complex research questions using evidence from multiple papers. For example, a user might ask: “Which papers compare agentic retrieval with fixed single-pass pipelines?” or “What papers by a specific author were published after 2022 on tool-using agents?” These questions are not always answerable from one search, so the system must retrieve relevant papers, filter them when needed, and combine evidence from multiple sources before giving a final answer.</w:t>
             </w:r>
           </w:p>
           <w:p>
@@ -1794,15 +2133,32 @@
                 <w:sz w:val="24"/>
                 <w:szCs w:val="24"/>
               </w:rPr>
-              <w:lastRenderedPageBreak/>
-              <w:t>This workflow is guided by prompts and tool choices that tell the agent when to search, when to clarify, and when to answer. The overall design is therefore a research assistant that can retrieve, reason, and iterate until it has enough evidence to produce a grounded answer.</w:t>
+              <w:t xml:space="preserve">This workflow is guided by prompts and tool choices that tell the agent when to search, when to clarify, and when to answer. The overall design is therefore a research assistant that can retrieve, reason, and iterate until it has enough evidence to produce a grounded </w:t>
+            </w:r>
+            <w:proofErr w:type="spellStart"/>
+            <w:proofErr w:type="gramStart"/>
+            <w:r>
+              <w:rPr>
+                <w:sz w:val="24"/>
+                <w:szCs w:val="24"/>
+              </w:rPr>
+              <w:t>answer.</w:t>
             </w:r>
             <w:r>
               <w:rPr>
                 <w:sz w:val="24"/>
                 <w:szCs w:val="24"/>
               </w:rPr>
-              <w:t>Any prompts, tools, or workflow components used to guide agent behavior</w:t>
+              <w:t>Any</w:t>
+            </w:r>
+            <w:proofErr w:type="spellEnd"/>
+            <w:proofErr w:type="gramEnd"/>
+            <w:r>
+              <w:rPr>
+                <w:sz w:val="24"/>
+                <w:szCs w:val="24"/>
+              </w:rPr>
+              <w:t xml:space="preserve"> prompts, tools, or workflow components used to guide agent behavior</w:t>
             </w:r>
           </w:p>
           <w:p>
@@ -1819,6 +2175,7 @@
                 <w:sz w:val="24"/>
                 <w:szCs w:val="24"/>
               </w:rPr>
+              <w:lastRenderedPageBreak/>
               <w:drawing>
                 <wp:inline distT="0" distB="0" distL="0" distR="0" wp14:anchorId="63FE9547" wp14:editId="38B1B4BD">
                   <wp:extent cx="4544059" cy="1171739"/>
@@ -1835,7 +2192,7 @@
                           <pic:cNvPicPr/>
                         </pic:nvPicPr>
                         <pic:blipFill>
-                          <a:blip r:embed="rId9"/>
+                          <a:blip r:embed="rId10"/>
                           <a:stretch>
                             <a:fillRect/>
                           </a:stretch>
@@ -2069,7 +2426,23 @@
                 <w:sz w:val="24"/>
                 <w:szCs w:val="24"/>
               </w:rPr>
-              <w:t>The fixed pipeline answered too quickly after a narrow initial retrieval and often missed supporting papers or citation context. The agentic system detected that the evidence was incomplete, ran a follow-up search, and retrieved more relevant material before answering. This improved answer coverage and reduced unsupported claims. The tradeoff was higher latency and more model calls, but the answer was more complete and grounded.</w:t>
+              <w:t xml:space="preserve">The fixed pipeline answered too quickly after a narrow initial retrieval and often missed supporting papers or citation context. The agentic system detected that the evidence was incomplete, ran a follow-up search, and retrieved more relevant material before answering. This improved answer coverage and reduced unsupported claims. The tradeoff was higher latency and more model calls, but the answer was </w:t>
+            </w:r>
+            <w:proofErr w:type="gramStart"/>
+            <w:r>
+              <w:rPr>
+                <w:sz w:val="24"/>
+                <w:szCs w:val="24"/>
+              </w:rPr>
+              <w:t>more complete and grounded</w:t>
+            </w:r>
+            <w:proofErr w:type="gramEnd"/>
+            <w:r>
+              <w:rPr>
+                <w:sz w:val="24"/>
+                <w:szCs w:val="24"/>
+              </w:rPr>
+              <w:t>.</w:t>
             </w:r>
           </w:p>
           <w:p>
@@ -2133,15 +2506,7 @@
                 <w:sz w:val="24"/>
                 <w:szCs w:val="24"/>
               </w:rPr>
-              <w:t xml:space="preserve">The fixed pipeline stopped after the first round of retrieval and missed relevant follow-up work. The agentic system followed citation links from an anchor paper to related later work and produced a </w:t>
-            </w:r>
-            <w:r>
-              <w:rPr>
-                <w:sz w:val="24"/>
-                <w:szCs w:val="24"/>
-              </w:rPr>
-              <w:lastRenderedPageBreak/>
-              <w:t>more complete conceptual summary. This increased answer quality and completeness, although it also added retrieval steps and cost</w:t>
+              <w:t>The fixed pipeline stopped after the first round of retrieval and missed relevant follow-up work. The agentic system followed citation links from an anchor paper to related later work and produced a more complete conceptual summary. This increased answer quality and completeness, although it also added retrieval steps and cost</w:t>
             </w:r>
           </w:p>
         </w:tc>
@@ -2194,6 +2559,7 @@
                 <w:sz w:val="24"/>
                 <w:szCs w:val="24"/>
               </w:rPr>
+              <w:lastRenderedPageBreak/>
               <w:t>Strengths observed</w:t>
             </w:r>
           </w:p>
@@ -2546,7 +2912,6 @@
           <w:sz w:val="24"/>
           <w:szCs w:val="24"/>
         </w:rPr>
-        <w:lastRenderedPageBreak/>
         <w:t>Based on your evaluation results, make one or more improvements to your system. Examples may include:</w:t>
       </w:r>
     </w:p>
@@ -2619,6 +2984,7 @@
           <w:sz w:val="24"/>
           <w:szCs w:val="24"/>
         </w:rPr>
+        <w:lastRenderedPageBreak/>
         <w:t>Modifying retrieval behavior</w:t>
       </w:r>
     </w:p>
@@ -2854,15 +3220,7 @@
                 <w:sz w:val="24"/>
                 <w:szCs w:val="24"/>
               </w:rPr>
-              <w:t xml:space="preserve">The practical effect is that the refined system is better at producing evidence-based answers, but it trades off with more latency and cost compared with the fixed pipeline. This is a good tradeoff for </w:t>
-            </w:r>
-            <w:r>
-              <w:rPr>
-                <w:sz w:val="24"/>
-                <w:szCs w:val="24"/>
-              </w:rPr>
-              <w:lastRenderedPageBreak/>
-              <w:t>complex research questions because correctness and grounding matter more than speed in multistep tasks.</w:t>
+              <w:t>The practical effect is that the refined system is better at producing evidence-based answers, but it trades off with more latency and cost compared with the fixed pipeline. This is a good tradeoff for complex research questions because correctness and grounding matter more than speed in multistep tasks.</w:t>
             </w:r>
           </w:p>
         </w:tc>
@@ -3118,15 +3476,7 @@
                 <w:sz w:val="24"/>
                 <w:szCs w:val="24"/>
               </w:rPr>
-              <w:t xml:space="preserve">Compared with the initial version, the refined system was more selective, more focused, and better at avoiding premature answers. It produced higher-quality answers because it used retrieved evidence more carefully and stopped only when the evidence was sufficient. Compared with the fixed baseline, the refined system still used more model calls and had higher latency, but it </w:t>
-            </w:r>
-            <w:r>
-              <w:rPr>
-                <w:sz w:val="24"/>
-                <w:szCs w:val="24"/>
-              </w:rPr>
-              <w:lastRenderedPageBreak/>
-              <w:t>performed much better on complex multistep research questions. The fixed pipeline was faster, but it was less reliable when the task required follow-up retrieval, filtering, or citation reasoning.</w:t>
+              <w:t>Compared with the initial version, the refined system was more selective, more focused, and better at avoiding premature answers. It produced higher-quality answers because it used retrieved evidence more carefully and stopped only when the evidence was sufficient. Compared with the fixed baseline, the refined system still used more model calls and had higher latency, but it performed much better on complex multistep research questions. The fixed pipeline was faster, but it was less reliable when the task required follow-up retrieval, filtering, or citation reasoning.</w:t>
             </w:r>
           </w:p>
           <w:p>
@@ -3411,15 +3761,7 @@
                 <w:sz w:val="24"/>
                 <w:szCs w:val="24"/>
               </w:rPr>
-              <w:t xml:space="preserve">The next improvements I would prioritize are stronger stopping criteria, better answer validation, and more cost-aware routing. A more explicit stopping rule would help the system avoid unnecessary retrieval steps and reduce redundancy. I would also add answer validation so the agent checks whether the final response is fully supported by the retrieved evidence before sending it. </w:t>
-            </w:r>
-            <w:r>
-              <w:rPr>
-                <w:sz w:val="24"/>
-                <w:szCs w:val="24"/>
-              </w:rPr>
-              <w:lastRenderedPageBreak/>
-              <w:t>Finally, I would add cost-aware routing to decide when a direct answer is enough and when a deeper multistep search is justified.</w:t>
+              <w:t>The next improvements I would prioritize are stronger stopping criteria, better answer validation, and more cost-aware routing. A more explicit stopping rule would help the system avoid unnecessary retrieval steps and reduce redundancy. I would also add answer validation so the agent checks whether the final response is fully supported by the retrieved evidence before sending it. Finally, I would add cost-aware routing to decide when a direct answer is enough and when a deeper multistep search is justified.</w:t>
             </w:r>
           </w:p>
         </w:tc>
@@ -3490,6 +3832,7 @@
                 <w:sz w:val="24"/>
                 <w:szCs w:val="24"/>
               </w:rPr>
+              <w:lastRenderedPageBreak/>
               <w:t>Supporting material</w:t>
             </w:r>
           </w:p>
@@ -3638,7 +3981,39 @@
                 <w:sz w:val="24"/>
                 <w:szCs w:val="24"/>
               </w:rPr>
-              <w:t>The script includes a built-in evaluation summary in build_evaluation_summary(), with three representative multistep test cases: sparse evidence, underspecified metadata, and citation tracing.</w:t>
+              <w:t xml:space="preserve">The script includes a built-in evaluation summary in </w:t>
+            </w:r>
+            <w:proofErr w:type="spellStart"/>
+            <w:r>
+              <w:rPr>
+                <w:sz w:val="24"/>
+                <w:szCs w:val="24"/>
+              </w:rPr>
+              <w:t>build_evaluation_</w:t>
+            </w:r>
+            <w:proofErr w:type="gramStart"/>
+            <w:r>
+              <w:rPr>
+                <w:sz w:val="24"/>
+                <w:szCs w:val="24"/>
+              </w:rPr>
+              <w:t>summary</w:t>
+            </w:r>
+            <w:proofErr w:type="spellEnd"/>
+            <w:r>
+              <w:rPr>
+                <w:sz w:val="24"/>
+                <w:szCs w:val="24"/>
+              </w:rPr>
+              <w:t>(</w:t>
+            </w:r>
+            <w:proofErr w:type="gramEnd"/>
+            <w:r>
+              <w:rPr>
+                <w:sz w:val="24"/>
+                <w:szCs w:val="24"/>
+              </w:rPr>
+              <w:t>), with three representative multistep test cases: sparse evidence, underspecified metadata, and citation tracing.</w:t>
             </w:r>
           </w:p>
         </w:tc>
@@ -3817,7 +4192,6 @@
         <w:rPr>
           <w:noProof/>
         </w:rPr>
-        <w:lastRenderedPageBreak/>
         <w:drawing>
           <wp:inline distT="0" distB="0" distL="0" distR="0" wp14:anchorId="12692084" wp14:editId="790A0DAE">
             <wp:extent cx="7052310" cy="2750820"/>
@@ -3834,7 +4208,7 @@
                     <pic:cNvPicPr/>
                   </pic:nvPicPr>
                   <pic:blipFill>
-                    <a:blip r:embed="rId10"/>
+                    <a:blip r:embed="rId11"/>
                     <a:stretch>
                       <a:fillRect/>
                     </a:stretch>
@@ -3860,6 +4234,7 @@
         <w:rPr>
           <w:noProof/>
         </w:rPr>
+        <w:lastRenderedPageBreak/>
         <w:drawing>
           <wp:inline distT="0" distB="0" distL="0" distR="0" wp14:anchorId="0A372D2C" wp14:editId="47F153BC">
             <wp:extent cx="7052310" cy="3701415"/>
@@ -3876,7 +4251,7 @@
                     <pic:cNvPicPr/>
                   </pic:nvPicPr>
                   <pic:blipFill>
-                    <a:blip r:embed="rId11"/>
+                    <a:blip r:embed="rId12"/>
                     <a:stretch>
                       <a:fillRect/>
                     </a:stretch>
@@ -3904,170 +4279,365 @@
     </w:p>
     <w:p>
       <w:r>
-        <w:t xml:space="preserve">(.venv) PS C:\Users\OjerP\Documents\MIT\RAG\RAG CLASS&gt; &amp; "c:\Users\OjerP\Documents\MIT\RAG\RAG CLASS\.venv\Scripts\python.exe" </w:t>
-      </w:r>
+        <w:t>(.</w:t>
+      </w:r>
+      <w:proofErr w:type="spellStart"/>
+      <w:r>
+        <w:t>venv</w:t>
+      </w:r>
+      <w:proofErr w:type="spellEnd"/>
+      <w:r>
+        <w:t>) PS C:\Users\OjerP\Documents\MIT\RAG\RAG CLASS&gt; &amp; "c:\Users\OjerP\Documents\MIT\RAG\RAG CLASS\.</w:t>
+      </w:r>
+      <w:proofErr w:type="spellStart"/>
+      <w:r>
+        <w:t>venv</w:t>
+      </w:r>
+      <w:proofErr w:type="spellEnd"/>
+      <w:r>
+        <w:t>\Scripts\python.exe" "c:/Users/OjerP/Documents/MIT/RAG/RAG CLASS/capstone_checkpoint_5_1_agent_rag_starter Op 2.py"</w:t>
+      </w:r>
+    </w:p>
+    <w:p>
+      <w:r>
+        <w:t xml:space="preserve">Checkpoint 5.1 — agentic RAG </w:t>
+      </w:r>
+      <w:proofErr w:type="gramStart"/>
+      <w:r>
+        <w:t>demo  |</w:t>
+      </w:r>
+      <w:proofErr w:type="gramEnd"/>
+      <w:r>
+        <w:t xml:space="preserve">  scenario: </w:t>
+      </w:r>
+      <w:proofErr w:type="spellStart"/>
+      <w:r>
+        <w:t>research_papers_caop</w:t>
+      </w:r>
+      <w:proofErr w:type="spellEnd"/>
+    </w:p>
+    <w:p>
+      <w:r>
+        <w:t>Question: How does an agentic retriever differ from a fixed pipeline, and how is it evaluated?</w:t>
+      </w:r>
+    </w:p>
+    <w:p/>
+    <w:p>
+      <w:r>
+        <w:t>=== Executing agent plan ===</w:t>
+      </w:r>
+    </w:p>
+    <w:p>
+      <w:r>
+        <w:t>{</w:t>
+      </w:r>
+    </w:p>
+    <w:p>
+      <w:r>
+        <w:t xml:space="preserve">  "scenario": "</w:t>
+      </w:r>
+      <w:proofErr w:type="spellStart"/>
+      <w:r>
+        <w:t>ResearchPaper</w:t>
+      </w:r>
+      <w:proofErr w:type="spellEnd"/>
+      <w:r>
+        <w:t xml:space="preserve"> CAOP",</w:t>
+      </w:r>
+    </w:p>
+    <w:p>
+      <w:r>
+        <w:t xml:space="preserve">  "task": "Help a user find, compare, and explain relevant research papers in the CAOP corpus using multi-step retrieval and evidence-based reasoning.",</w:t>
+      </w:r>
+    </w:p>
+    <w:p>
       <w:r>
         <w:lastRenderedPageBreak/>
-        <w:t>"c:/Users/OjerP/Documents/MIT/RAG/RAG CLASS/capstone_checkpoint_5_1_agent_rag_starter Op 2.py"</w:t>
-      </w:r>
-    </w:p>
-    <w:p>
-      <w:r>
-        <w:t>Checkpoint 5.1 — agentic RAG demo  |  scenario: research_papers_caop</w:t>
-      </w:r>
-    </w:p>
-    <w:p>
-      <w:r>
-        <w:t>Question: How does an agentic retriever differ from a fixed pipeline, and how is it evaluated?</w:t>
+        <w:t xml:space="preserve">  "tools": [</w:t>
+      </w:r>
+    </w:p>
+    <w:p>
+      <w:r>
+        <w:t xml:space="preserve">    "</w:t>
+      </w:r>
+      <w:proofErr w:type="spellStart"/>
+      <w:proofErr w:type="gramStart"/>
+      <w:r>
+        <w:t>semantic</w:t>
+      </w:r>
+      <w:proofErr w:type="gramEnd"/>
+      <w:r>
+        <w:t>_search</w:t>
+      </w:r>
+      <w:proofErr w:type="spellEnd"/>
+      <w:r>
+        <w:t>",</w:t>
+      </w:r>
+    </w:p>
+    <w:p>
+      <w:r>
+        <w:t xml:space="preserve">    "</w:t>
+      </w:r>
+      <w:proofErr w:type="spellStart"/>
+      <w:proofErr w:type="gramStart"/>
+      <w:r>
+        <w:t>find</w:t>
+      </w:r>
+      <w:proofErr w:type="gramEnd"/>
+      <w:r>
+        <w:t>_by_author</w:t>
+      </w:r>
+      <w:proofErr w:type="spellEnd"/>
+      <w:r>
+        <w:t>",</w:t>
+      </w:r>
+    </w:p>
+    <w:p>
+      <w:r>
+        <w:t xml:space="preserve">    "</w:t>
+      </w:r>
+      <w:proofErr w:type="spellStart"/>
+      <w:proofErr w:type="gramStart"/>
+      <w:r>
+        <w:t>find</w:t>
+      </w:r>
+      <w:proofErr w:type="gramEnd"/>
+      <w:r>
+        <w:t>_by_year</w:t>
+      </w:r>
+      <w:proofErr w:type="spellEnd"/>
+      <w:r>
+        <w:t>",</w:t>
+      </w:r>
+    </w:p>
+    <w:p>
+      <w:r>
+        <w:t xml:space="preserve">    "</w:t>
+      </w:r>
+      <w:proofErr w:type="spellStart"/>
+      <w:proofErr w:type="gramStart"/>
+      <w:r>
+        <w:t>find</w:t>
+      </w:r>
+      <w:proofErr w:type="gramEnd"/>
+      <w:r>
+        <w:t>_by_topic</w:t>
+      </w:r>
+      <w:proofErr w:type="spellEnd"/>
+      <w:r>
+        <w:t>",</w:t>
+      </w:r>
+    </w:p>
+    <w:p>
+      <w:r>
+        <w:t xml:space="preserve">    "</w:t>
+      </w:r>
+      <w:proofErr w:type="spellStart"/>
+      <w:proofErr w:type="gramStart"/>
+      <w:r>
+        <w:t>follow</w:t>
+      </w:r>
+      <w:proofErr w:type="gramEnd"/>
+      <w:r>
+        <w:t>_citation</w:t>
+      </w:r>
+      <w:proofErr w:type="spellEnd"/>
+      <w:r>
+        <w:t>",</w:t>
+      </w:r>
+    </w:p>
+    <w:p>
+      <w:r>
+        <w:t xml:space="preserve">    "clarify",</w:t>
+      </w:r>
+    </w:p>
+    <w:p>
+      <w:r>
+        <w:t xml:space="preserve">    "answer"</w:t>
+      </w:r>
+    </w:p>
+    <w:p>
+      <w:r>
+        <w:t xml:space="preserve">  ],</w:t>
+      </w:r>
+    </w:p>
+    <w:p>
+      <w:r>
+        <w:t xml:space="preserve">  "</w:t>
+      </w:r>
+      <w:proofErr w:type="spellStart"/>
+      <w:proofErr w:type="gramStart"/>
+      <w:r>
+        <w:t>stop</w:t>
+      </w:r>
+      <w:proofErr w:type="gramEnd"/>
+      <w:r>
+        <w:t>_condition</w:t>
+      </w:r>
+      <w:proofErr w:type="spellEnd"/>
+      <w:r>
+        <w:t xml:space="preserve">": "Stop when the retrieved papers, their metadata, and relevant citation links together answer the user question and cover the key evidence needed to avoid guessing or missing a necessary retrieval step in the </w:t>
+      </w:r>
+      <w:proofErr w:type="spellStart"/>
+      <w:r>
+        <w:t>ResearchPaper</w:t>
+      </w:r>
+      <w:proofErr w:type="spellEnd"/>
+      <w:r>
+        <w:t xml:space="preserve"> CAOP corpus.",</w:t>
+      </w:r>
+    </w:p>
+    <w:p>
+      <w:r>
+        <w:t xml:space="preserve">  "</w:t>
+      </w:r>
+      <w:proofErr w:type="spellStart"/>
+      <w:proofErr w:type="gramStart"/>
+      <w:r>
+        <w:t>system</w:t>
+      </w:r>
+      <w:proofErr w:type="gramEnd"/>
+      <w:r>
+        <w:t>_prompt_idea</w:t>
+      </w:r>
+      <w:proofErr w:type="spellEnd"/>
+      <w:r>
+        <w:t>": "Use retrieval first to find candidate papers in the CAOP corpus, then narrow with author/year/topic filters when the initial results are too broad. Follow citations only when needed to resolve method or evidence gaps. Ask a clarifying question when the user request is ambiguous. Answer only once the result is supported by the retrieved papers and their metadata.",</w:t>
+      </w:r>
+    </w:p>
+    <w:p>
+      <w:r>
+        <w:t xml:space="preserve">  "</w:t>
+      </w:r>
+      <w:proofErr w:type="spellStart"/>
+      <w:proofErr w:type="gramStart"/>
+      <w:r>
+        <w:t>test</w:t>
+      </w:r>
+      <w:proofErr w:type="gramEnd"/>
+      <w:r>
+        <w:t>_tasks</w:t>
+      </w:r>
+      <w:proofErr w:type="spellEnd"/>
+      <w:r>
+        <w:t>": [</w:t>
+      </w:r>
+    </w:p>
+    <w:p>
+      <w:r>
+        <w:t xml:space="preserve">    "Which CAOP papers compare agentic retrieval with fixed single-pass retrieval pipelines, and how do they differ in evaluation?",</w:t>
+      </w:r>
+    </w:p>
+    <w:p>
+      <w:r>
+        <w:t xml:space="preserve">    "Find the most relevant CAOP papers by a specific author published after 2022 on tool-using agents or program synthesis and summarize the main methodological differences.",</w:t>
+      </w:r>
+    </w:p>
+    <w:p>
+      <w:r>
+        <w:t xml:space="preserve">    "Trace the citation chain in the CAOP corpus from early retrieval papers to later work on agentic retrievers; what shifts appear in retrieval strategy, evaluation, and system design?"</w:t>
+      </w:r>
+    </w:p>
+    <w:p>
+      <w:r>
+        <w:t xml:space="preserve">  ]</w:t>
+      </w:r>
+    </w:p>
+    <w:p>
+      <w:r>
+        <w:lastRenderedPageBreak/>
+        <w:t>}</w:t>
       </w:r>
     </w:p>
     <w:p/>
     <w:p>
       <w:r>
-        <w:t>=== Executing agent plan ===</w:t>
-      </w:r>
-    </w:p>
-    <w:p>
-      <w:r>
-        <w:t>{</w:t>
-      </w:r>
-    </w:p>
-    <w:p>
-      <w:r>
-        <w:t xml:space="preserve">  "scenario": "ResearchPaper CAOP",</w:t>
-      </w:r>
-    </w:p>
-    <w:p>
-      <w:r>
-        <w:t xml:space="preserve">  "task": "Help a user find, compare, and explain relevant research papers in the CAOP corpus using multi-step retrieval and evidence-based reasoning.",</w:t>
-      </w:r>
-    </w:p>
-    <w:p>
-      <w:r>
-        <w:t xml:space="preserve">  "tools": [</w:t>
-      </w:r>
-    </w:p>
-    <w:p>
-      <w:r>
-        <w:t xml:space="preserve">    "semantic_search",</w:t>
-      </w:r>
-    </w:p>
-    <w:p>
-      <w:r>
-        <w:t xml:space="preserve">    "find_by_author",</w:t>
-      </w:r>
-    </w:p>
-    <w:p>
-      <w:r>
-        <w:t xml:space="preserve">    "find_by_year",</w:t>
-      </w:r>
-    </w:p>
-    <w:p>
-      <w:r>
-        <w:t xml:space="preserve">    "find_by_topic",</w:t>
-      </w:r>
-    </w:p>
-    <w:p>
-      <w:r>
-        <w:t xml:space="preserve">    "follow_citation",</w:t>
-      </w:r>
-    </w:p>
-    <w:p>
-      <w:r>
-        <w:t xml:space="preserve">    "clarify",</w:t>
-      </w:r>
-    </w:p>
-    <w:p>
-      <w:r>
-        <w:t xml:space="preserve">    "answer"</w:t>
-      </w:r>
-    </w:p>
-    <w:p>
-      <w:r>
-        <w:t xml:space="preserve">  ],</w:t>
-      </w:r>
-    </w:p>
-    <w:p>
-      <w:r>
-        <w:t xml:space="preserve">  "stop_condition": "Stop when the retrieved papers, their metadata, and relevant citation links together answer the user question and cover the key evidence needed to avoid guessing or missing a necessary retrieval step in the ResearchPaper CAOP corpus.",</w:t>
-      </w:r>
-    </w:p>
-    <w:p>
-      <w:r>
-        <w:t xml:space="preserve">  "system_prompt_idea": "Use retrieval first to find candidate papers in the CAOP corpus, then narrow with author/year/topic filters when the initial results are too broad. Follow citations only </w:t>
-      </w:r>
-      <w:r>
-        <w:lastRenderedPageBreak/>
-        <w:t>when needed to resolve method or evidence gaps. Ask a clarifying question when the user request is ambiguous. Answer only once the result is supported by the retrieved papers and their metadata.",</w:t>
-      </w:r>
-    </w:p>
-    <w:p>
-      <w:r>
-        <w:t xml:space="preserve">  "test_tasks": [</w:t>
-      </w:r>
-    </w:p>
-    <w:p>
-      <w:r>
-        <w:t xml:space="preserve">    "Which CAOP papers compare agentic retrieval with fixed single-pass retrieval pipelines, and how do they differ in evaluation?",</w:t>
-      </w:r>
-    </w:p>
-    <w:p>
-      <w:r>
-        <w:t xml:space="preserve">    "Find the most relevant CAOP papers by a specific author published after 2022 on tool-using agents or program synthesis and summarize the main methodological differences.",</w:t>
-      </w:r>
-    </w:p>
-    <w:p>
-      <w:r>
-        <w:t xml:space="preserve">    "Trace the citation chain in the CAOP corpus from early retrieval papers to later work on agentic retrievers; what shifts appear in retrieval strategy, evaluation, and system design?"</w:t>
-      </w:r>
-    </w:p>
-    <w:p>
-      <w:r>
-        <w:t xml:space="preserve">  ]</w:t>
-      </w:r>
-    </w:p>
-    <w:p>
-      <w:r>
-        <w:t>}</w:t>
+        <w:t>=== Agent plan execution result ===</w:t>
+      </w:r>
+    </w:p>
+    <w:p>
+      <w:r>
+        <w:t>An agentic retriever differs from a fixed pipeline in that it makes step-by-step decisions during retrieval: after each step, it checks whether it already has enough information or should search again. A fixed pipeline, by contrast, follows a predetermined single-pass process without adapting based on intermediate results.</w:t>
       </w:r>
     </w:p>
     <w:p/>
     <w:p>
       <w:r>
-        <w:t>=== Agent plan execution result ===</w:t>
-      </w:r>
-    </w:p>
-    <w:p>
-      <w:r>
-        <w:t>An agentic retriever differs from a fixed pipeline in that it makes step-by-step decisions during retrieval: after each step, it checks whether it already has enough information or should search again. A fixed pipeline, by contrast, follows a predetermined single-pass process without adapting based on intermediate results.</w:t>
-      </w:r>
+        <w:t>It is evaluated by comparing its answers and cost against a fixed single-pass pipeline. The evaluation therefore looks at both quality of the final answers and the retrieval cost incurred by the agentic approach.</w:t>
+      </w:r>
+    </w:p>
+    <w:p>
+      <w:r>
+        <w:t xml:space="preserve">  agent step 1: raw</w:t>
+      </w:r>
+      <w:proofErr w:type="gramStart"/>
+      <w:r>
+        <w:t>={</w:t>
+      </w:r>
+      <w:proofErr w:type="gramEnd"/>
+      <w:r>
+        <w:t>"</w:t>
+      </w:r>
+      <w:proofErr w:type="spellStart"/>
+      <w:r>
+        <w:t>tool":"search","query":"agentic</w:t>
+      </w:r>
+      <w:proofErr w:type="spellEnd"/>
+      <w:r>
+        <w:t xml:space="preserve"> retriever fixed pipeline evaluation paper difference evaluated", "</w:t>
+      </w:r>
+      <w:proofErr w:type="spellStart"/>
+      <w:r>
+        <w:t>question":"","answer</w:t>
+      </w:r>
+      <w:proofErr w:type="spellEnd"/>
+      <w:r>
+        <w:t>":""}</w:t>
+      </w:r>
+    </w:p>
+    <w:p>
+      <w:r>
+        <w:t xml:space="preserve">  agent step 2: raw</w:t>
+      </w:r>
+      <w:proofErr w:type="gramStart"/>
+      <w:r>
+        <w:t>={</w:t>
+      </w:r>
+      <w:proofErr w:type="gramEnd"/>
+      <w:r>
+        <w:t>"</w:t>
+      </w:r>
+      <w:proofErr w:type="spellStart"/>
+      <w:r>
+        <w:t>tool":"answer","query":"","question":"","answer":"An</w:t>
+      </w:r>
+      <w:proofErr w:type="spellEnd"/>
+      <w:r>
+        <w:t xml:space="preserve"> agentic retriever differs from a fixed pipeline in that it makes a step-by-step decision about whether it has enough information to answer or </w:t>
+      </w:r>
+      <w:proofErr w:type="spellStart"/>
+      <w:r>
+        <w:t>sho</w:t>
+      </w:r>
+      <w:proofErr w:type="spellEnd"/>
     </w:p>
     <w:p/>
     <w:p>
       <w:r>
-        <w:t>It is evaluated by comparing its answers and cost against a fixed single-pass pipeline. The evaluation therefore looks at both quality of the final answers and the retrieval cost incurred by the agentic approach.</w:t>
-      </w:r>
-    </w:p>
-    <w:p>
-      <w:r>
-        <w:t xml:space="preserve">  agent step 1: raw={"tool":"search","query":"agentic retriever fixed pipeline evaluation paper difference evaluated", "question":"","answer":""}</w:t>
-      </w:r>
-    </w:p>
-    <w:p>
-      <w:r>
-        <w:lastRenderedPageBreak/>
-        <w:t xml:space="preserve">  agent step 2: raw={"tool":"answer","query":"","question":"","answer":"An agentic retriever differs from a fixed pipeline in that it makes a step-by-step decision about whether it has enough information to answer or sho</w:t>
-      </w:r>
-    </w:p>
-    <w:p/>
-    <w:p>
-      <w:r>
         <w:t>Agent answer:</w:t>
       </w:r>
     </w:p>
     <w:p>
       <w:r>
-        <w:t>An agentic retriever differs from a fixed pipeline in that it makes a step-by-step decision about whether it has enough information to answer or should search again, instead of following a single predetermined retrieval sequence. It is evaluated by comparing its answers and cost against a fixed single-passpipeline.</w:t>
+        <w:t>An agentic retriever differs from a fixed pipeline in that it makes a step-by-step decision about whether it has enough information to answer or should search again, instead of following a single predetermined retrieval sequence. It is evaluated by comparing its answers and cost against a fixed single-</w:t>
+      </w:r>
+      <w:proofErr w:type="spellStart"/>
+      <w:r>
+        <w:t>passpipeline</w:t>
+      </w:r>
+      <w:proofErr w:type="spellEnd"/>
+      <w:r>
+        <w:t>.</w:t>
       </w:r>
     </w:p>
     <w:p/>
@@ -4079,13 +4649,32 @@
     </w:p>
     <w:p>
       <w:r>
-        <w:t>An agentic retriever differs from a fixed pipeline because it does not answer after a single retrieval step. Instead, it reviews the retrieved documents,decides whether the evidence is sufficient, and chooses whether to search again, narrow the query, ask for clarification, or stop and answer. A fixed pipeline follows a one-pass workflow and is more likely to miss evidence when the question is ambiguous or requires multiple retrieval steps.</w:t>
+        <w:lastRenderedPageBreak/>
+        <w:t xml:space="preserve">An agentic retriever differs from a fixed pipeline because it does not answer after a single retrieval step. Instead, it reviews the retrieved </w:t>
+      </w:r>
+      <w:proofErr w:type="spellStart"/>
+      <w:proofErr w:type="gramStart"/>
+      <w:r>
+        <w:t>documents,decides</w:t>
+      </w:r>
+      <w:proofErr w:type="spellEnd"/>
+      <w:proofErr w:type="gramEnd"/>
+      <w:r>
+        <w:t xml:space="preserve"> whether the evidence is sufficient, and chooses whether to search again, narrow the query, ask for clarification, or stop and answer. A fixed pipeline follows a one-pass workflow and is more likely to miss evidence when the question is ambiguous or requires multiple retrieval steps.</w:t>
       </w:r>
     </w:p>
     <w:p/>
     <w:p>
       <w:r>
-        <w:t>In the ResearchPaper CAOP scenario, this matters because users often ask multi-hop research questions that require more than one search. The agent can use semantic search, author/year filters, citation tracking, and clarification to improve coverage and reduce unsupported answers. It is evaluated by comparing answer quality, evidence coverage, and cost against a fixed single-pass retriever. The agent is considered better when it finds the right papers, handles missing information more effectively, and maintains grounded reasoning without excessive redundancy.</w:t>
+        <w:t xml:space="preserve">In the </w:t>
+      </w:r>
+      <w:proofErr w:type="spellStart"/>
+      <w:r>
+        <w:t>ResearchPaper</w:t>
+      </w:r>
+      <w:proofErr w:type="spellEnd"/>
+      <w:r>
+        <w:t xml:space="preserve"> CAOP scenario, this matters because users often ask multi-hop research questions that require more than one search. The agent can use semantic search, author/year filters, citation tracking, and clarification to improve coverage and reduce unsupported answers. It is evaluated by comparing answer quality, evidence coverage, and cost against a fixed single-pass retriever. The agent is considered better when it finds the right papers, handles missing information more effectively, and maintains grounded reasoning without excessive redundancy.</w:t>
       </w:r>
     </w:p>
     <w:p/>
@@ -4096,367 +4685,617 @@
     </w:p>
     <w:p>
       <w:r>
+        <w:t xml:space="preserve">The chosen capstone scenario is the </w:t>
+      </w:r>
+      <w:proofErr w:type="spellStart"/>
+      <w:r>
+        <w:t>ResearchPaper</w:t>
+      </w:r>
+      <w:proofErr w:type="spellEnd"/>
+      <w:r>
+        <w:t xml:space="preserve"> CAOP corpus, a research-paper collection where the user needs help finding, comparing, and explaining relevant literature. The agent-based RAG system indexes paper metadata and content, supports semantic search, author/year filters, citation traversal, and clarification when the request is ambiguous. This system completes a meaningful task: helping </w:t>
+      </w:r>
+      <w:proofErr w:type="gramStart"/>
+      <w:r>
+        <w:t>a user answer multi-hop research</w:t>
+      </w:r>
+      <w:proofErr w:type="gramEnd"/>
+      <w:r>
+        <w:t xml:space="preserve"> questions in a factual and evidence-grounded way without relying on unsupported guesses.</w:t>
+      </w:r>
+    </w:p>
+    <w:p/>
+    <w:p>
+      <w:r>
+        <w:t>The system coordinates retrieval, reasoning, and multistep execution through a bounded agent loop. At each step, it reviews the original question, the queries already run, and the papers already retrieved. It then decides whether it has enough information, whether it should run a more targeted follow-up search, ask for clarification, or provide a grounded answer. Retrieval gathers evidence from the CAOP corpus, reasoning identifies missing information, and the multistep execution loop controls when the agent should continue or stop. This is more effective than a fixed single-pass retriever because it can narrow weak evidence, follow citation links, and handle ambiguous research questions with a deliberate search strategy.</w:t>
+      </w:r>
+    </w:p>
+    <w:p/>
+    <w:p>
+      <w:r>
+        <w:t xml:space="preserve">The evaluation was performed on representative multi-step CAOP tasks. In the sparse-evidence case, the fixed baseline often answered from a narrow initial retrieval set and missed the supporting literature, while the agent re-ran a targeted follow-up query and improved coverage before responding. In the underspecified metadata task, the agent narrowed results by author and year and, when needed, asked a clarifying question instead of hallucinating an answer. In the citation-tracing task, the agent linked an anchor paper to later work and produced a more complete conceptual summary. Across the test cases, </w:t>
+      </w:r>
+      <w:proofErr w:type="spellStart"/>
+      <w:r>
+        <w:t>theobserved</w:t>
+      </w:r>
+      <w:proofErr w:type="spellEnd"/>
+      <w:r>
+        <w:t xml:space="preserve"> outcomes were as follows: On sparse or incomplete CAOP evidence sets, the agent improved coverage and reduced unsupported claims by adding a second retrieval step before answering.; The agent produced more focused results and better match quality when the first CAOP query did not include enough metadata constraints.; and The answer became more complete because the agent connected an early method paper to later follow-up work and design trends in the CAOP collection.. The trade-off was higher latency and additional model calls, but the responses were more grounded and more complete.</w:t>
+      </w:r>
+    </w:p>
+    <w:p/>
+    <w:p>
+      <w:r>
+        <w:t xml:space="preserve">The main strengths were improved evidence coverage, stronger handling of ambiguous queries, and more complete tracking of method lineage across the CAOP corpus. The weaknesses were higher cost, more latency, and occasional redundant retrieval if the agent did not stop quickly enough. These limitations </w:t>
+      </w:r>
+      <w:proofErr w:type="spellStart"/>
+      <w:r>
+        <w:t>wereespecially</w:t>
+      </w:r>
+      <w:proofErr w:type="spellEnd"/>
+      <w:r>
+        <w:t xml:space="preserve"> visible in multi-step tasks that required several retrieval decisions before a confident answer could be produced. The system was refined in response to those findings by narrowing the reasoning policy, tightening the stop condition, and using metadata filters and clarification rules to reduce noisy retrieval.</w:t>
+      </w:r>
+    </w:p>
+    <w:p/>
+    <w:p>
+      <w:r>
+        <w:t xml:space="preserve">These refinements had a clear effect. They reduced redundant searches and kept the agent focused on evidence gaps instead of broad or irrelevant retrieval. The final design therefore improved grounding and selectivity, although it still traded off against more model calls and longer runtime than the fixed baseline. In reflection, the agentic design is effective for multi-hop questions, ambiguous requests, and citation-based research tasks in the CAOP corpus, but less efficient for simple, direct factoid questions that can be answered from a single narrow query. </w:t>
+      </w:r>
+      <w:r>
         <w:lastRenderedPageBreak/>
-        <w:t>The chosen capstone scenario is the ResearchPaper CAOP corpus, a research-paper collection where the user needs help finding, comparing, and explaining relevant literature. The agent-based RAG system indexes paper metadata and content, supports semantic search, author/year filters, citation traversal, and clarification when the request is ambiguous. This system completes a meaningful task: helping a user answer multi-hop research questions in a factual and evidence-grounded way without relying on unsupported guesses.</w:t>
+        <w:t>Future improvements would include stronger answer validation, stricter stopping criteria, and cost-aware routing between direct answers and deeper multi-step retrieval. Overall, this agent-based RAG system is a strong fit for the CAOP research-navigation task because it balances grounded evidence gathering with more flexible reasoning across complex queries.</w:t>
       </w:r>
     </w:p>
     <w:p/>
     <w:p>
       <w:r>
-        <w:t>The system coordinates retrieval, reasoning, and multistep execution through a bounded agent loop. At each step, it reviews the original question, the queries already run, and the papers already retrieved. It then decides whether it has enough information, whether it should run a more targeted follow-up search, ask for clarification, or provide a grounded answer. Retrieval gathers evidence from the CAOP corpus, reasoning identifies missing information, and the multistep execution loop controls when the agent should continue or stop. This is more effective than a fixed single-pass retriever because it can narrow weak evidence, follow citation links, and handle ambiguous research questions with a deliberate search strategy.</w:t>
+        <w:t>=== Worksheet Summary ===</w:t>
+      </w:r>
+    </w:p>
+    <w:p>
+      <w:r>
+        <w:t>=== Capstone Checkpoint 5.1 — Agent-Based RAG Submission ===</w:t>
       </w:r>
     </w:p>
     <w:p/>
     <w:p>
       <w:r>
-        <w:t>The evaluation was performed on representative multi-step CAOP tasks. In the sparse-evidence case, the fixed baseline often answered from a narrow initial retrieval set and missed the supporting literature, while the agent re-ran a targeted follow-up query and improved coverage before responding. In the underspecified metadata task, the agent narrowed results by author and year and, when needed, asked a clarifying question instead of hallucinating an answer. In the citation-tracing task, the agent linked an anchor paper to later work and produced a more complete conceptual summary. Across the test cases, theobserved outcomes were as follows: On sparse or incomplete CAOP evidence sets, the agent improved coverage and reduced unsupported claims by adding a second retrieval step before answering.; The agent produced more focused results and better match quality when the first CAOP query did not include enough metadata constraints.; and The answer became more complete because the agent connected an early method paper to later follow-up work and design trends in the CAOP collection.. The trade-off was higher latency and additional model calls, but the responses were more grounded and more complete.</w:t>
+        <w:t>1. System overview and meaningful task:</w:t>
+      </w:r>
+    </w:p>
+    <w:p>
+      <w:r>
+        <w:t xml:space="preserve">The chosen capstone scenario is the </w:t>
+      </w:r>
+      <w:proofErr w:type="spellStart"/>
+      <w:r>
+        <w:t>ResearchPaper</w:t>
+      </w:r>
+      <w:proofErr w:type="spellEnd"/>
+      <w:r>
+        <w:t xml:space="preserve"> CAOP corpus, a collection of research-paper PDFs in which the user needs help finding, comparing, and explaining relevant literature. The agent-based RAG system indexes paper metadata and text, supports semantic search, author/year filters, citation following, and clarification when a request is ambiguous. It is designed to complete the meaningful task of answering multi-step research questions over CAOP without relying on unsupported guesses.</w:t>
       </w:r>
     </w:p>
     <w:p/>
     <w:p>
       <w:r>
-        <w:t>The main strengths were improved evidence coverage, stronger handling of ambiguous queries, and more complete tracking of method lineage across the CAOP corpus. The weaknesses were higher cost, more latency, and occasional redundant retrieval if the agent did not stop quickly enough. These limitations wereespecially visible in multi-step tasks that required several retrieval decisions before a confident answer could be produced. The system was refined in response to those findings by narrowing the reasoning policy, tightening the stop condition, and using metadata filters and clarification rules to reduce noisy retrieval.</w:t>
+        <w:t>2. Retrieval, reasoning, and multistep execution:</w:t>
+      </w:r>
+    </w:p>
+    <w:p>
+      <w:r>
+        <w:t xml:space="preserve">At each step, the agent takes the current question, the query history, and the papers found so far. It uses a decision prompt to decide whether it has enough evidence, to propose one or two new queries, or to stop and answer. Retrieval gathers candidate papers from the CAOP corpus, reasoning decides what the remaining evidence gap is, and the multistep execution loop controls when the agent should retrieve again or finalize the response. This creates a </w:t>
+      </w:r>
+      <w:proofErr w:type="spellStart"/>
+      <w:r>
+        <w:t>moreflexible</w:t>
+      </w:r>
+      <w:proofErr w:type="spellEnd"/>
+      <w:r>
+        <w:t xml:space="preserve"> workflow than a single-pass retriever because the agent can gather evidence progressively instead of answering too early.</w:t>
       </w:r>
     </w:p>
     <w:p/>
     <w:p>
       <w:r>
-        <w:t>These refinements had a clear effect. They reduced redundant searches and kept the agent focused on evidence gaps instead of broad or irrelevant retrieval. The final design therefore improved grounding and selectivity, although it still traded off against more model calls and longer runtime than the fixed baseline. In reflection, the agentic design is effective for multi-hop questions, ambiguous requests, and citation-based research tasks in the CAOP corpus, but less efficient for simple, direct factoid questions that can be answered from a single narrow query. Future improvements would include stronger answer validation, stricter stopping criteria, and cost-aware routing between direct answers and deeper multi-step retrieval. Overall, this agent-based RAG system is a strong fit for the CAOP research-navigation task because it balances grounded evidence gathering with more flexible reasoning across complex queries.</w:t>
+        <w:t>3. Evaluation results:</w:t>
+      </w:r>
+    </w:p>
+    <w:p>
+      <w:r>
+        <w:lastRenderedPageBreak/>
+        <w:t xml:space="preserve">- Task: </w:t>
+      </w:r>
+      <w:proofErr w:type="spellStart"/>
+      <w:r>
+        <w:t>ResearchPaper</w:t>
+      </w:r>
+      <w:proofErr w:type="spellEnd"/>
+      <w:r>
+        <w:t xml:space="preserve"> CAOP — compare agentic retriever vs. fixed pipeline on sparse evidence tasks</w:t>
+      </w:r>
+    </w:p>
+    <w:p>
+      <w:r>
+        <w:t xml:space="preserve">  Baseline: The single-pass CAOP retriever retrieves a small set of matching papers once and answers immediately, often missing a necessary follow-up fact or citation chain.</w:t>
+      </w:r>
+    </w:p>
+    <w:p>
+      <w:r>
+        <w:t xml:space="preserve">  Agent result: The agent re-queries based on what remains missing, and then decides whether the CAOP evidence is sufficient to answer or whether a deeper follow-up is necessary.</w:t>
+      </w:r>
+    </w:p>
+    <w:p>
+      <w:r>
+        <w:t xml:space="preserve">  Observed outcome: On sparse or incomplete CAOP evidence sets, the agent improved coverage and reduced unsupported claims by adding a second retrieval step before answering.</w:t>
+      </w:r>
+    </w:p>
+    <w:p>
+      <w:r>
+        <w:t xml:space="preserve">  Cost impact: Higher latency and extra model calls, but better coverage of missing evidence in the CAOP corpus.</w:t>
+      </w:r>
+    </w:p>
+    <w:p>
+      <w:r>
+        <w:t xml:space="preserve">  Observed limitation: The extra search stage increased token use and introduced the risk of redundant retrieval if the stopping condition was too loose.</w:t>
+      </w:r>
+    </w:p>
+    <w:p>
+      <w:r>
+        <w:t xml:space="preserve">- Task: </w:t>
+      </w:r>
+      <w:proofErr w:type="spellStart"/>
+      <w:r>
+        <w:t>ResearchPaper</w:t>
+      </w:r>
+      <w:proofErr w:type="spellEnd"/>
+      <w:r>
+        <w:t xml:space="preserve"> CAOP — find papers by author and year when the initial query is underspecified</w:t>
+      </w:r>
+    </w:p>
+    <w:p>
+      <w:r>
+        <w:t xml:space="preserve">  Baseline: A fixed system may retrieve a broad or incomplete set and produce a weaker summary if author/year filters are not applied.</w:t>
+      </w:r>
+    </w:p>
+    <w:p>
+      <w:r>
+        <w:t xml:space="preserve">  Agent result: The agent narrows by author/year/topic before answering and can ask for clarification if the CAOP request is ambiguous.</w:t>
+      </w:r>
+    </w:p>
+    <w:p>
+      <w:r>
+        <w:t xml:space="preserve">  Observed outcome: The agent produced more focused results and better match quality when the first CAOP query did not include enough metadata constraints.</w:t>
+      </w:r>
+    </w:p>
+    <w:p>
+      <w:r>
+        <w:t xml:space="preserve">  Cost impact: Adds one or two retrieval decisions but reduces irrelevant results in the CAOP corpus.</w:t>
+      </w:r>
+    </w:p>
+    <w:p>
+      <w:r>
+        <w:t xml:space="preserve">  Observed limitation: If the request is still ambiguous, the agent may spend a step clarifying rather than answering directly.</w:t>
+      </w:r>
+    </w:p>
+    <w:p>
+      <w:r>
+        <w:t xml:space="preserve">- Task: </w:t>
+      </w:r>
+      <w:proofErr w:type="spellStart"/>
+      <w:r>
+        <w:t>ResearchPaper</w:t>
+      </w:r>
+      <w:proofErr w:type="spellEnd"/>
+      <w:r>
+        <w:t xml:space="preserve"> CAOP — trace citations across a method progression</w:t>
+      </w:r>
+    </w:p>
+    <w:p>
+      <w:r>
+        <w:lastRenderedPageBreak/>
+        <w:t xml:space="preserve">  Baseline: Single-pass retrieval may not follow citation chains and can miss conceptual lineage across the CAOP papers.</w:t>
+      </w:r>
+    </w:p>
+    <w:p>
+      <w:r>
+        <w:t xml:space="preserve">  Agent result: The agent follows citation links once it finds a relevant anchor paper and then connects methods over time in the corpus.</w:t>
+      </w:r>
+    </w:p>
+    <w:p>
+      <w:r>
+        <w:t xml:space="preserve">  Observed outcome: The answer became more complete because the agent connected an early method paper to later follow-up work and design trends in the CAOP collection.</w:t>
+      </w:r>
+    </w:p>
+    <w:p>
+      <w:r>
+        <w:t xml:space="preserve">  Cost impact: Extra search steps improve evidence completeness but increase token and latency costs.</w:t>
+      </w:r>
+    </w:p>
+    <w:p>
+      <w:r>
+        <w:t xml:space="preserve">  Observed limitation: Citation traversal can drift if the anchor paper is weak or if the agent over-follows related papers without a clear stopping policy.</w:t>
       </w:r>
     </w:p>
     <w:p/>
     <w:p>
       <w:r>
-        <w:t>=== Worksheet Summary ===</w:t>
-      </w:r>
-    </w:p>
-    <w:p>
-      <w:r>
-        <w:t>=== Capstone Checkpoint 5.1 — Agent-Based RAG Submission ===</w:t>
+        <w:t>4. Strengths, weaknesses, and limitations:</w:t>
+      </w:r>
+    </w:p>
+    <w:p>
+      <w:r>
+        <w:t>The main strengths are improved evidence coverage, better handling of underspecified queries, and better tracing of citation chains across the CAOP corpus. The weaknesses are higher latency, more model calls, and occasional redundant retrieval when the stopping rule is too loose.</w:t>
       </w:r>
     </w:p>
     <w:p/>
     <w:p>
       <w:r>
-        <w:t>1. System overview and meaningful task:</w:t>
-      </w:r>
-    </w:p>
-    <w:p>
-      <w:r>
-        <w:t xml:space="preserve">The chosen capstone scenario is the ResearchPaper CAOP corpus, a collection of research-paper PDFs in which the user needs help finding, comparing, and explaining relevant literature. The agent-based RAG system indexes paper metadata and text, supports semantic search, author/year filters, citation following, and clarification when a request is ambiguous. It is </w:t>
+        <w:t>5. Refinement based on evaluation findings:</w:t>
+      </w:r>
+    </w:p>
+    <w:p>
+      <w:r>
+        <w:t xml:space="preserve">The evaluation showed that broad or ambiguous CAOP queries were the main failure mode, so the system was refined to include targeted follow-ups, </w:t>
+      </w:r>
+      <w:proofErr w:type="spellStart"/>
+      <w:r>
+        <w:t>metadatafilters</w:t>
+      </w:r>
+      <w:proofErr w:type="spellEnd"/>
+      <w:r>
+        <w:t>, and explicit stopping criteria. This reduced noisy retrieval and led to more grounded answers, even though cost increased compared with a single-pass pipeline.</w:t>
+      </w:r>
+    </w:p>
+    <w:p/>
+    <w:p>
+      <w:r>
+        <w:t>6. Reflection and future improvements:</w:t>
+      </w:r>
+    </w:p>
+    <w:p>
+      <w:r>
+        <w:t xml:space="preserve">The design is effective for multi-hop tasks, underspecified requests, and citation-driven research questions in the CAOP corpus. It is less efficient than a simpler fixed pipeline for direct factoid questions where the answer can be found in one narrow query. Remaining limitations are cost, </w:t>
       </w:r>
       <w:r>
         <w:lastRenderedPageBreak/>
-        <w:t>designed to complete the meaningful task of answering multi-step research questions over CAOP without relying on unsupported guesses.</w:t>
+        <w:t>latency, and occasional brittle tool use. Future improvements would include stricter validation before answering, better stopping criteria, and cost-aware routing between direct answer and deeper search.</w:t>
       </w:r>
     </w:p>
     <w:p/>
     <w:p>
       <w:r>
-        <w:t>2. Retrieval, reasoning, and multistep execution:</w:t>
-      </w:r>
-    </w:p>
-    <w:p>
-      <w:r>
-        <w:t>At each step, the agent takes the current question, the query history, and the papers found so far. It uses a decision prompt to decide whether it has enough evidence, to propose one or two new queries, or to stop and answer. Retrieval gathers candidate papers from the CAOP corpus, reasoning decides what the remaining evidence gap is, and the multistep execution loop controls when the agent should retrieve again or finalize the response. This creates a moreflexible workflow than a single-pass retriever because the agent can gather evidence progressively instead of answering too early.</w:t>
+        <w:t>=== Sample Agent Decision Log ===</w:t>
+      </w:r>
+    </w:p>
+    <w:p>
+      <w:r>
+        <w:t>[</w:t>
+      </w:r>
+    </w:p>
+    <w:p>
+      <w:r>
+        <w:t xml:space="preserve">  {</w:t>
+      </w:r>
+    </w:p>
+    <w:p>
+      <w:r>
+        <w:t xml:space="preserve">    "step": 1,</w:t>
+      </w:r>
+    </w:p>
+    <w:p>
+      <w:r>
+        <w:t xml:space="preserve">    "</w:t>
+      </w:r>
+      <w:proofErr w:type="spellStart"/>
+      <w:proofErr w:type="gramStart"/>
+      <w:r>
+        <w:t>queries</w:t>
+      </w:r>
+      <w:proofErr w:type="gramEnd"/>
+      <w:r>
+        <w:t>_run</w:t>
+      </w:r>
+      <w:proofErr w:type="spellEnd"/>
+      <w:r>
+        <w:t>": [</w:t>
+      </w:r>
+    </w:p>
+    <w:p>
+      <w:r>
+        <w:t xml:space="preserve">      "How does an agentic retriever differ from a fixed pipeline when searching the </w:t>
+      </w:r>
+      <w:proofErr w:type="spellStart"/>
+      <w:r>
+        <w:t>ResearchPaper</w:t>
+      </w:r>
+      <w:proofErr w:type="spellEnd"/>
+      <w:r>
+        <w:t xml:space="preserve"> CAOP corpus, and how is it evaluated?"</w:t>
+      </w:r>
+    </w:p>
+    <w:p>
+      <w:r>
+        <w:t xml:space="preserve">    ],</w:t>
+      </w:r>
+    </w:p>
+    <w:p>
+      <w:r>
+        <w:t xml:space="preserve">    "</w:t>
+      </w:r>
+      <w:proofErr w:type="spellStart"/>
+      <w:proofErr w:type="gramStart"/>
+      <w:r>
+        <w:t>documents</w:t>
+      </w:r>
+      <w:proofErr w:type="gramEnd"/>
+      <w:r>
+        <w:t>_found</w:t>
+      </w:r>
+      <w:proofErr w:type="spellEnd"/>
+      <w:r>
+        <w:t>": [</w:t>
+      </w:r>
+    </w:p>
+    <w:p>
+      <w:r>
+        <w:t xml:space="preserve">      "d4",</w:t>
+      </w:r>
+    </w:p>
+    <w:p>
+      <w:r>
+        <w:t xml:space="preserve">      "d6"</w:t>
+      </w:r>
+    </w:p>
+    <w:p>
+      <w:r>
+        <w:t xml:space="preserve">    ],</w:t>
+      </w:r>
+    </w:p>
+    <w:p>
+      <w:r>
+        <w:t xml:space="preserve">    "done": true,</w:t>
+      </w:r>
+    </w:p>
+    <w:p>
+      <w:r>
+        <w:t xml:space="preserve">    "</w:t>
+      </w:r>
+      <w:proofErr w:type="spellStart"/>
+      <w:proofErr w:type="gramStart"/>
+      <w:r>
+        <w:t>new</w:t>
+      </w:r>
+      <w:proofErr w:type="gramEnd"/>
+      <w:r>
+        <w:t>_queries</w:t>
+      </w:r>
+      <w:proofErr w:type="spellEnd"/>
+      <w:r>
+        <w:t>": [],</w:t>
+      </w:r>
+    </w:p>
+    <w:p>
+      <w:r>
+        <w:t xml:space="preserve">    "reasoning": "The retrieved documents already provide the key distinction and evaluation criterion: an agentic retriever adaptively decides whether to continue searching, while a fixed pipeline is a single-pass approach; evaluation compares the agent\u2019s answers and cost against the fixed pipeline. That is sufficient to answer the question."</w:t>
+      </w:r>
+    </w:p>
+    <w:p>
+      <w:r>
+        <w:t xml:space="preserve">  }</w:t>
+      </w:r>
+    </w:p>
+    <w:p>
+      <w:r>
+        <w:t>]</w:t>
       </w:r>
     </w:p>
     <w:p/>
     <w:p>
       <w:r>
-        <w:t>3. Evaluation results:</w:t>
-      </w:r>
-    </w:p>
-    <w:p>
-      <w:r>
-        <w:t>- Task: ResearchPaper CAOP — compare agentic retriever vs. fixed pipeline on sparse evidence tasks</w:t>
-      </w:r>
-    </w:p>
-    <w:p>
-      <w:r>
-        <w:t xml:space="preserve">  Baseline: The single-pass CAOP retriever retrieves a small set of matching papers once and answers immediately, often missing a necessary follow-up fact or citation chain.</w:t>
-      </w:r>
-    </w:p>
-    <w:p>
-      <w:r>
-        <w:t xml:space="preserve">  Agent result: The agent re-queries based on what remains missing, and then decides whether the CAOP evidence is sufficient to answer or whether a deeper follow-up is necessary.</w:t>
-      </w:r>
-    </w:p>
-    <w:p>
-      <w:r>
-        <w:t xml:space="preserve">  Observed outcome: On sparse or incomplete CAOP evidence sets, the agent improved coverage and reduced unsupported claims by adding a second retrieval step before answering.</w:t>
-      </w:r>
-    </w:p>
-    <w:p>
-      <w:r>
-        <w:t xml:space="preserve">  Cost impact: Higher latency and extra model calls, but better coverage of missing evidence in the CAOP corpus.</w:t>
-      </w:r>
-    </w:p>
-    <w:p>
-      <w:r>
-        <w:t xml:space="preserve">  Observed limitation: The extra search stage increased token use and introduced the risk of redundant retrieval if the stopping condition was too loose.</w:t>
-      </w:r>
-    </w:p>
-    <w:p>
-      <w:r>
-        <w:t>- Task: ResearchPaper CAOP — find papers by author and year when the initial query is underspecified</w:t>
+        <w:t>=== Agent Plan ===</w:t>
+      </w:r>
+    </w:p>
+    <w:p>
+      <w:r>
+        <w:t>{</w:t>
+      </w:r>
+    </w:p>
+    <w:p>
+      <w:r>
+        <w:t xml:space="preserve">  "scenario": "</w:t>
+      </w:r>
+      <w:proofErr w:type="spellStart"/>
+      <w:r>
+        <w:t>ResearchPaper</w:t>
+      </w:r>
+      <w:proofErr w:type="spellEnd"/>
+      <w:r>
+        <w:t xml:space="preserve"> CAOP",</w:t>
+      </w:r>
+    </w:p>
+    <w:p>
+      <w:r>
+        <w:t xml:space="preserve">  "task": "Help a user find, compare, and explain relevant research papers in the CAOP corpus using multi-step retrieval and evidence-based reasoning.",</w:t>
+      </w:r>
+    </w:p>
+    <w:p>
+      <w:r>
+        <w:t xml:space="preserve">  "tools": [</w:t>
+      </w:r>
+    </w:p>
+    <w:p>
+      <w:r>
+        <w:t xml:space="preserve">    "</w:t>
+      </w:r>
+      <w:proofErr w:type="spellStart"/>
+      <w:proofErr w:type="gramStart"/>
+      <w:r>
+        <w:t>semantic</w:t>
+      </w:r>
+      <w:proofErr w:type="gramEnd"/>
+      <w:r>
+        <w:t>_search</w:t>
+      </w:r>
+      <w:proofErr w:type="spellEnd"/>
+      <w:r>
+        <w:t>",</w:t>
+      </w:r>
+    </w:p>
+    <w:p>
+      <w:r>
+        <w:t xml:space="preserve">    "</w:t>
+      </w:r>
+      <w:proofErr w:type="spellStart"/>
+      <w:proofErr w:type="gramStart"/>
+      <w:r>
+        <w:t>find</w:t>
+      </w:r>
+      <w:proofErr w:type="gramEnd"/>
+      <w:r>
+        <w:t>_by_author</w:t>
+      </w:r>
+      <w:proofErr w:type="spellEnd"/>
+      <w:r>
+        <w:t>",</w:t>
+      </w:r>
+    </w:p>
+    <w:p>
+      <w:r>
+        <w:t xml:space="preserve">    "</w:t>
+      </w:r>
+      <w:proofErr w:type="spellStart"/>
+      <w:proofErr w:type="gramStart"/>
+      <w:r>
+        <w:t>find</w:t>
+      </w:r>
+      <w:proofErr w:type="gramEnd"/>
+      <w:r>
+        <w:t>_by_year</w:t>
+      </w:r>
+      <w:proofErr w:type="spellEnd"/>
+      <w:r>
+        <w:t>",</w:t>
+      </w:r>
+    </w:p>
+    <w:p>
+      <w:r>
+        <w:t xml:space="preserve">    "</w:t>
+      </w:r>
+      <w:proofErr w:type="spellStart"/>
+      <w:proofErr w:type="gramStart"/>
+      <w:r>
+        <w:t>find</w:t>
+      </w:r>
+      <w:proofErr w:type="gramEnd"/>
+      <w:r>
+        <w:t>_by_topic</w:t>
+      </w:r>
+      <w:proofErr w:type="spellEnd"/>
+      <w:r>
+        <w:t>",</w:t>
+      </w:r>
+    </w:p>
+    <w:p>
+      <w:r>
+        <w:t xml:space="preserve">    "</w:t>
+      </w:r>
+      <w:proofErr w:type="spellStart"/>
+      <w:proofErr w:type="gramStart"/>
+      <w:r>
+        <w:t>follow</w:t>
+      </w:r>
+      <w:proofErr w:type="gramEnd"/>
+      <w:r>
+        <w:t>_citation</w:t>
+      </w:r>
+      <w:proofErr w:type="spellEnd"/>
+      <w:r>
+        <w:t>",</w:t>
+      </w:r>
+    </w:p>
+    <w:p>
+      <w:r>
+        <w:t xml:space="preserve">    "clarify",</w:t>
+      </w:r>
+    </w:p>
+    <w:p>
+      <w:r>
+        <w:t xml:space="preserve">    "answer"</w:t>
+      </w:r>
+    </w:p>
+    <w:p>
+      <w:r>
+        <w:t xml:space="preserve">  ],</w:t>
+      </w:r>
+    </w:p>
+    <w:p>
+      <w:r>
+        <w:t xml:space="preserve">  "</w:t>
+      </w:r>
+      <w:proofErr w:type="spellStart"/>
+      <w:proofErr w:type="gramStart"/>
+      <w:r>
+        <w:t>stop</w:t>
+      </w:r>
+      <w:proofErr w:type="gramEnd"/>
+      <w:r>
+        <w:t>_condition</w:t>
+      </w:r>
+      <w:proofErr w:type="spellEnd"/>
+      <w:r>
+        <w:t xml:space="preserve">": "Stop when the retrieved papers, their metadata, and relevant citation links together answer the user question and cover the key evidence needed to avoid guessing or missing a necessary retrieval step in the </w:t>
+      </w:r>
+      <w:proofErr w:type="spellStart"/>
+      <w:r>
+        <w:t>ResearchPaper</w:t>
+      </w:r>
+      <w:proofErr w:type="spellEnd"/>
+      <w:r>
+        <w:t xml:space="preserve"> CAOP corpus.",</w:t>
+      </w:r>
+    </w:p>
+    <w:p>
+      <w:r>
+        <w:t xml:space="preserve">  "</w:t>
+      </w:r>
+      <w:proofErr w:type="spellStart"/>
+      <w:proofErr w:type="gramStart"/>
+      <w:r>
+        <w:t>system</w:t>
+      </w:r>
+      <w:proofErr w:type="gramEnd"/>
+      <w:r>
+        <w:t>_prompt_idea</w:t>
+      </w:r>
+      <w:proofErr w:type="spellEnd"/>
+      <w:r>
+        <w:t>": "Use retrieval first to find candidate papers in the CAOP corpus, then narrow with author/year/topic filters when the initial results are too broad. Follow citations only when needed to resolve method or evidence gaps. Ask a clarifying question when the user request is ambiguous. Answer only once the result is supported by the retrieved papers and their metadata.",</w:t>
+      </w:r>
+    </w:p>
+    <w:p>
+      <w:r>
+        <w:t xml:space="preserve">  "</w:t>
+      </w:r>
+      <w:proofErr w:type="spellStart"/>
+      <w:proofErr w:type="gramStart"/>
+      <w:r>
+        <w:t>test</w:t>
+      </w:r>
+      <w:proofErr w:type="gramEnd"/>
+      <w:r>
+        <w:t>_tasks</w:t>
+      </w:r>
+      <w:proofErr w:type="spellEnd"/>
+      <w:r>
+        <w:t>": [</w:t>
       </w:r>
     </w:p>
     <w:p>
       <w:r>
         <w:lastRenderedPageBreak/>
-        <w:t xml:space="preserve">  Baseline: A fixed system may retrieve a broad or incomplete set and produce a weaker summary if author/year filters are not applied.</w:t>
-      </w:r>
-    </w:p>
-    <w:p>
-      <w:r>
-        <w:t xml:space="preserve">  Agent result: The agent narrows by author/year/topic before answering and can ask for clarification if the CAOP request is ambiguous.</w:t>
-      </w:r>
-    </w:p>
-    <w:p>
-      <w:r>
-        <w:t xml:space="preserve">  Observed outcome: The agent produced more focused results and better match quality when the first CAOP query did not include enough metadata constraints.</w:t>
-      </w:r>
-    </w:p>
-    <w:p>
-      <w:r>
-        <w:t xml:space="preserve">  Cost impact: Adds one or two retrieval decisions but reduces irrelevant results in the CAOP corpus.</w:t>
-      </w:r>
-    </w:p>
-    <w:p>
-      <w:r>
-        <w:t xml:space="preserve">  Observed limitation: If the request is still ambiguous, the agent may spend a step clarifying rather than answering directly.</w:t>
-      </w:r>
-    </w:p>
-    <w:p>
-      <w:r>
-        <w:t>- Task: ResearchPaper CAOP — trace citations across a method progression</w:t>
-      </w:r>
-    </w:p>
-    <w:p>
-      <w:r>
-        <w:t xml:space="preserve">  Baseline: Single-pass retrieval may not follow citation chains and can miss conceptual lineage across the CAOP papers.</w:t>
-      </w:r>
-    </w:p>
-    <w:p>
-      <w:r>
-        <w:t xml:space="preserve">  Agent result: The agent follows citation links once it finds a relevant anchor paper and then connects methods over time in the corpus.</w:t>
-      </w:r>
-    </w:p>
-    <w:p>
-      <w:r>
-        <w:t xml:space="preserve">  Observed outcome: The answer became more complete because the agent connected an early method paper to later follow-up work and design trends in the CAOP collection.</w:t>
-      </w:r>
-    </w:p>
-    <w:p>
-      <w:r>
-        <w:t xml:space="preserve">  Cost impact: Extra search steps improve evidence completeness but increase token and latency costs.</w:t>
-      </w:r>
-    </w:p>
-    <w:p>
-      <w:r>
-        <w:t xml:space="preserve">  Observed limitation: Citation traversal can drift if the anchor paper is weak or if the agent over-follows related papers without a clear stopping policy.</w:t>
-      </w:r>
-    </w:p>
-    <w:p/>
-    <w:p>
-      <w:r>
-        <w:t>4. Strengths, weaknesses, and limitations:</w:t>
-      </w:r>
-    </w:p>
-    <w:p>
-      <w:r>
-        <w:t>The main strengths are improved evidence coverage, better handling of underspecified queries, and better tracing of citation chains across the CAOP corpus. The weaknesses are higher latency, more model calls, and occasional redundant retrieval when the stopping rule is too loose.</w:t>
-      </w:r>
-    </w:p>
-    <w:p/>
-    <w:p>
-      <w:r>
-        <w:t>5. Refinement based on evaluation findings:</w:t>
-      </w:r>
-    </w:p>
-    <w:p>
-      <w:r>
-        <w:t>The evaluation showed that broad or ambiguous CAOP queries were the main failure mode, so the system was refined to include targeted follow-ups, metadatafilters, and explicit stopping criteria. This reduced noisy retrieval and led to more grounded answers, even though cost increased compared with a single-pass pipeline.</w:t>
-      </w:r>
-    </w:p>
-    <w:p/>
-    <w:p>
-      <w:r>
-        <w:t>6. Reflection and future improvements:</w:t>
-      </w:r>
-    </w:p>
-    <w:p>
-      <w:r>
-        <w:t>The design is effective for multi-hop tasks, underspecified requests, and citation-driven research questions in the CAOP corpus. It is less efficient than a simpler fixed pipeline for direct factoid questions where the answer can be found in one narrow query. Remaining limitations are cost, latency, and occasional brittle tool use. Future improvements would include stricter validation before answering, better stopping criteria, and cost-aware routing between direct answer and deeper search.</w:t>
-      </w:r>
-    </w:p>
-    <w:p/>
-    <w:p>
-      <w:r>
-        <w:t>=== Sample Agent Decision Log ===</w:t>
-      </w:r>
-    </w:p>
-    <w:p>
-      <w:r>
-        <w:t>[</w:t>
-      </w:r>
-    </w:p>
-    <w:p>
-      <w:r>
-        <w:t xml:space="preserve">  {</w:t>
-      </w:r>
-    </w:p>
-    <w:p>
-      <w:r>
-        <w:t xml:space="preserve">    "step": 1,</w:t>
-      </w:r>
-    </w:p>
-    <w:p>
-      <w:r>
-        <w:t xml:space="preserve">    "queries_run": [</w:t>
-      </w:r>
-    </w:p>
-    <w:p>
-      <w:r>
-        <w:t xml:space="preserve">      "How does an agentic retriever differ from a fixed pipeline when searching the ResearchPaper CAOP corpus, and how is it evaluated?"</w:t>
-      </w:r>
-    </w:p>
-    <w:p>
-      <w:r>
-        <w:t xml:space="preserve">    ],</w:t>
-      </w:r>
-    </w:p>
-    <w:p>
-      <w:r>
-        <w:t xml:space="preserve">    "documents_found": [</w:t>
-      </w:r>
-    </w:p>
-    <w:p>
-      <w:r>
-        <w:t xml:space="preserve">      "d4",</w:t>
-      </w:r>
-    </w:p>
-    <w:p>
-      <w:r>
-        <w:lastRenderedPageBreak/>
-        <w:t xml:space="preserve">      "d6"</w:t>
-      </w:r>
-    </w:p>
-    <w:p>
-      <w:r>
-        <w:t xml:space="preserve">    ],</w:t>
-      </w:r>
-    </w:p>
-    <w:p>
-      <w:r>
-        <w:t xml:space="preserve">    "done": true,</w:t>
-      </w:r>
-    </w:p>
-    <w:p>
-      <w:r>
-        <w:t xml:space="preserve">    "new_queries": [],</w:t>
-      </w:r>
-    </w:p>
-    <w:p>
-      <w:r>
-        <w:t xml:space="preserve">    "reasoning": "The retrieved documents already provide the key distinction and evaluation criterion: an agentic retriever adaptively decides whether to continue searching, while a fixed pipeline is a single-pass approach; evaluation compares the agent\u2019s answers and cost against the fixed pipeline. That is sufficient to answer the question."</w:t>
-      </w:r>
-    </w:p>
-    <w:p>
-      <w:r>
-        <w:t xml:space="preserve">  }</w:t>
-      </w:r>
-    </w:p>
-    <w:p>
-      <w:r>
-        <w:t>]</w:t>
-      </w:r>
-    </w:p>
-    <w:p/>
-    <w:p>
-      <w:r>
-        <w:t>=== Agent Plan ===</w:t>
-      </w:r>
-    </w:p>
-    <w:p>
-      <w:r>
-        <w:t>{</w:t>
-      </w:r>
-    </w:p>
-    <w:p>
-      <w:r>
-        <w:t xml:space="preserve">  "scenario": "ResearchPaper CAOP",</w:t>
-      </w:r>
-    </w:p>
-    <w:p>
-      <w:r>
-        <w:t xml:space="preserve">  "task": "Help a user find, compare, and explain relevant research papers in the CAOP corpus using multi-step retrieval and evidence-based reasoning.",</w:t>
-      </w:r>
-    </w:p>
-    <w:p>
-      <w:r>
-        <w:t xml:space="preserve">  "tools": [</w:t>
-      </w:r>
-    </w:p>
-    <w:p>
-      <w:r>
-        <w:t xml:space="preserve">    "semantic_search",</w:t>
-      </w:r>
-    </w:p>
-    <w:p>
-      <w:r>
-        <w:t xml:space="preserve">    "find_by_author",</w:t>
-      </w:r>
-    </w:p>
-    <w:p>
-      <w:r>
-        <w:t xml:space="preserve">    "find_by_year",</w:t>
-      </w:r>
-    </w:p>
-    <w:p>
-      <w:r>
-        <w:t xml:space="preserve">    "find_by_topic",</w:t>
-      </w:r>
-    </w:p>
-    <w:p>
-      <w:r>
-        <w:t xml:space="preserve">    "follow_citation",</w:t>
-      </w:r>
-    </w:p>
-    <w:p>
-      <w:r>
-        <w:t xml:space="preserve">    "clarify",</w:t>
-      </w:r>
-    </w:p>
-    <w:p>
-      <w:r>
-        <w:t xml:space="preserve">    "answer"</w:t>
-      </w:r>
-    </w:p>
-    <w:p>
-      <w:r>
-        <w:lastRenderedPageBreak/>
-        <w:t xml:space="preserve">  ],</w:t>
-      </w:r>
-    </w:p>
-    <w:p>
-      <w:r>
-        <w:t xml:space="preserve">  "stop_condition": "Stop when the retrieved papers, their metadata, and relevant citation links together answer the user question and cover the key evidence needed to avoid guessing or missing a necessary retrieval step in the ResearchPaper CAOP corpus.",</w:t>
-      </w:r>
-    </w:p>
-    <w:p>
-      <w:r>
-        <w:t xml:space="preserve">  "system_prompt_idea": "Use retrieval first to find candidate papers in the CAOP corpus, then narrow with author/year/topic filters when the initial results are too broad. Follow citations only when needed to resolve method or evidence gaps. Ask a clarifying question when the user request is ambiguous. Answer only once the result is supported by the retrieved papers and their metadata.",</w:t>
-      </w:r>
-    </w:p>
-    <w:p>
-      <w:r>
-        <w:t xml:space="preserve">  "test_tasks": [</w:t>
-      </w:r>
-    </w:p>
-    <w:p>
-      <w:r>
         <w:t xml:space="preserve">    "Which CAOP papers compare agentic retrieval with fixed single-pass retrieval pipelines, and how do they differ in evaluation?",</w:t>
       </w:r>
     </w:p>
@@ -4482,7 +5321,15 @@
     </w:p>
     <w:p>
       <w:r>
-        <w:t>(.venv) PS C:\Users\OjerP\Documents\MIT\RAG\RAG CLASS&gt;</w:t>
+        <w:t>(.</w:t>
+      </w:r>
+      <w:proofErr w:type="spellStart"/>
+      <w:r>
+        <w:t>venv</w:t>
+      </w:r>
+      <w:proofErr w:type="spellEnd"/>
+      <w:r>
+        <w:t>) PS C:\Users\OjerP\Documents\MIT\RAG\RAG CLASS&gt;</w:t>
       </w:r>
     </w:p>
     <w:p>
@@ -4517,10 +5364,10 @@
       </w:r>
     </w:p>
     <w:sectPr>
-      <w:headerReference w:type="even" r:id="rId12"/>
-      <w:headerReference w:type="default" r:id="rId13"/>
-      <w:footerReference w:type="default" r:id="rId14"/>
-      <w:headerReference w:type="first" r:id="rId15"/>
+      <w:headerReference w:type="even" r:id="rId13"/>
+      <w:headerReference w:type="default" r:id="rId14"/>
+      <w:footerReference w:type="default" r:id="rId15"/>
+      <w:headerReference w:type="first" r:id="rId16"/>
       <w:pgSz w:w="12240" w:h="15840"/>
       <w:pgMar w:top="1440" w:right="567" w:bottom="1440" w:left="567" w:header="57" w:footer="170" w:gutter="0"/>
       <w:pgNumType w:start="1"/>
@@ -4565,8 +5412,19 @@
         <w:sz w:val="22"/>
         <w:szCs w:val="22"/>
       </w:rPr>
-      <w:t>© MIT xPRO</w:t>
+      <w:t xml:space="preserve">© MIT </w:t>
     </w:r>
+    <w:proofErr w:type="spellStart"/>
+    <w:r>
+      <w:rPr>
+        <w:rFonts w:ascii="Calibri" w:eastAsia="Calibri" w:hAnsi="Calibri" w:cs="Calibri"/>
+        <w:color w:val="000000"/>
+        <w:sz w:val="22"/>
+        <w:szCs w:val="22"/>
+      </w:rPr>
+      <w:t>xPRO</w:t>
+    </w:r>
+    <w:proofErr w:type="spellEnd"/>
     <w:r>
       <w:rPr>
         <w:rFonts w:ascii="Calibri" w:eastAsia="Calibri" w:hAnsi="Calibri" w:cs="Calibri"/>
